--- a/EcoService/Content/Files/LoanTemplate.docx
+++ b/EcoService/Content/Files/LoanTemplate.docx
@@ -215,7 +215,6 @@
         </w:rPr>
         <w:t>&lt;&lt;</w:t>
       </w:r>
-      <w:proofErr w:type="spellStart"/>
       <w:r>
         <w:rPr>
           <w:rFonts w:ascii="Calibri" w:hAnsi="Calibri" w:cs="Calibri"/>
@@ -226,7 +225,6 @@
         </w:rPr>
         <w:t>DateNaissance</w:t>
       </w:r>
-      <w:proofErr w:type="spellEnd"/>
       <w:r>
         <w:rPr>
           <w:rFonts w:ascii="Calibri" w:hAnsi="Calibri" w:cs="Calibri"/>
@@ -273,7 +271,6 @@
         </w:rPr>
         <w:t>&lt;&lt;</w:t>
       </w:r>
-      <w:proofErr w:type="spellStart"/>
       <w:r>
         <w:rPr>
           <w:rFonts w:ascii="Calibri" w:hAnsi="Calibri" w:cs="Calibri"/>
@@ -284,7 +281,6 @@
         </w:rPr>
         <w:t>DateEntree</w:t>
       </w:r>
-      <w:proofErr w:type="spellEnd"/>
       <w:r>
         <w:rPr>
           <w:rFonts w:ascii="Calibri" w:hAnsi="Calibri" w:cs="Calibri"/>
@@ -345,6 +341,14 @@
           <w:sz w:val="28"/>
           <w:lang w:val="fr-FR"/>
         </w:rPr>
+        <w:t xml:space="preserve">  </w:t>
+      </w:r>
+      <w:r>
+        <w:rPr>
+          <w:rFonts w:ascii="Calibri" w:hAnsi="Calibri" w:cs="Calibri"/>
+          <w:sz w:val="28"/>
+          <w:lang w:val="fr-FR"/>
+        </w:rPr>
         <w:t>Grade</w:t>
       </w:r>
       <w:r>
@@ -386,6 +390,16 @@
       <w:r>
         <w:rPr>
           <w:rFonts w:ascii="Calibri" w:hAnsi="Calibri" w:cs="Calibri"/>
+          <w:b/>
+          <w:bCs/>
+          <w:sz w:val="28"/>
+          <w:lang w:val="fr-FR"/>
+        </w:rPr>
+        <w:t xml:space="preserve">  </w:t>
+      </w:r>
+      <w:r>
+        <w:rPr>
+          <w:rFonts w:ascii="Calibri" w:hAnsi="Calibri" w:cs="Calibri"/>
           <w:sz w:val="28"/>
           <w:lang w:val="fr-FR"/>
         </w:rPr>
@@ -467,7 +481,6 @@
         </w:rPr>
         <w:t>&lt;&lt;</w:t>
       </w:r>
-      <w:proofErr w:type="spellStart"/>
       <w:r>
         <w:rPr>
           <w:rFonts w:ascii="Calibri" w:hAnsi="Calibri" w:cs="Calibri"/>
@@ -478,7 +491,6 @@
         </w:rPr>
         <w:t>SalaireNet</w:t>
       </w:r>
-      <w:proofErr w:type="spellEnd"/>
       <w:r>
         <w:rPr>
           <w:rFonts w:ascii="Calibri" w:hAnsi="Calibri" w:cs="Calibri"/>
@@ -489,6 +501,16 @@
         </w:rPr>
         <w:t>&gt;&gt;</w:t>
       </w:r>
+      <w:r>
+        <w:rPr>
+          <w:rFonts w:ascii="Calibri" w:hAnsi="Calibri" w:cs="Calibri"/>
+          <w:b/>
+          <w:bCs/>
+          <w:sz w:val="28"/>
+          <w:lang w:val="fr-FR"/>
+        </w:rPr>
+        <w:t xml:space="preserve"> FCFA</w:t>
+      </w:r>
     </w:p>
     <w:p>
       <w:pPr>
@@ -533,6 +555,16 @@
         </w:rPr>
         <w:t>&lt;&lt;Remboursement&gt;&gt;</w:t>
       </w:r>
+      <w:r>
+        <w:rPr>
+          <w:rFonts w:ascii="Calibri" w:hAnsi="Calibri" w:cs="Calibri"/>
+          <w:b/>
+          <w:bCs/>
+          <w:sz w:val="28"/>
+          <w:lang w:val="fr-FR"/>
+        </w:rPr>
+        <w:t xml:space="preserve"> FCFA</w:t>
+      </w:r>
     </w:p>
     <w:p>
       <w:pPr>
@@ -633,7 +665,6 @@
         </w:rPr>
         <w:t>&lt;&lt;</w:t>
       </w:r>
-      <w:proofErr w:type="spellStart"/>
       <w:r>
         <w:rPr>
           <w:rFonts w:ascii="Calibri" w:hAnsi="Calibri" w:cs="Calibri"/>
@@ -644,7 +675,6 @@
         </w:rPr>
         <w:t>NumeroCompte</w:t>
       </w:r>
-      <w:proofErr w:type="spellEnd"/>
       <w:r>
         <w:rPr>
           <w:rFonts w:ascii="Calibri" w:hAnsi="Calibri" w:cs="Calibri"/>
@@ -726,8 +756,8 @@
     </w:p>
     <w:tbl>
       <w:tblPr>
-        <w:tblW w:w="11046" w:type="dxa"/>
-        <w:tblInd w:w="-1026" w:type="dxa"/>
+        <w:tblW w:w="10621" w:type="dxa"/>
+        <w:tblInd w:w="-601" w:type="dxa"/>
         <w:tblBorders>
           <w:top w:val="single" w:sz="4" w:space="0" w:color="auto"/>
           <w:left w:val="single" w:sz="4" w:space="0" w:color="auto"/>
@@ -740,12 +770,12 @@
         <w:tblLook w:val="0000" w:firstRow="0" w:lastRow="0" w:firstColumn="0" w:lastColumn="0" w:noHBand="0" w:noVBand="0"/>
       </w:tblPr>
       <w:tblGrid>
-        <w:gridCol w:w="1985"/>
-        <w:gridCol w:w="2389"/>
+        <w:gridCol w:w="2127"/>
+        <w:gridCol w:w="1822"/>
         <w:gridCol w:w="1440"/>
-        <w:gridCol w:w="1344"/>
-        <w:gridCol w:w="1631"/>
-        <w:gridCol w:w="2257"/>
+        <w:gridCol w:w="1699"/>
+        <w:gridCol w:w="1701"/>
+        <w:gridCol w:w="1832"/>
       </w:tblGrid>
       <w:tr>
         <w:trPr>
@@ -753,7 +783,7 @@
         </w:trPr>
         <w:tc>
           <w:tcPr>
-            <w:tcW w:w="1985" w:type="dxa"/>
+            <w:tcW w:w="2127" w:type="dxa"/>
           </w:tcPr>
           <w:p>
             <w:pPr>
@@ -775,7 +805,7 @@
         </w:tc>
         <w:tc>
           <w:tcPr>
-            <w:tcW w:w="2389" w:type="dxa"/>
+            <w:tcW w:w="1822" w:type="dxa"/>
           </w:tcPr>
           <w:p>
             <w:pPr>
@@ -819,7 +849,7 @@
         </w:tc>
         <w:tc>
           <w:tcPr>
-            <w:tcW w:w="1344" w:type="dxa"/>
+            <w:tcW w:w="1699" w:type="dxa"/>
           </w:tcPr>
           <w:p>
             <w:pPr>
@@ -841,7 +871,7 @@
         </w:tc>
         <w:tc>
           <w:tcPr>
-            <w:tcW w:w="1631" w:type="dxa"/>
+            <w:tcW w:w="1701" w:type="dxa"/>
           </w:tcPr>
           <w:p>
             <w:pPr>
@@ -863,7 +893,7 @@
         </w:tc>
         <w:tc>
           <w:tcPr>
-            <w:tcW w:w="2257" w:type="dxa"/>
+            <w:tcW w:w="1832" w:type="dxa"/>
           </w:tcPr>
           <w:p>
             <w:pPr>
@@ -884,199 +914,6 @@
           </w:p>
         </w:tc>
       </w:tr>
-      <w:tr>
-        <w:trPr>
-          <w:trHeight w:val="1144"/>
-        </w:trPr>
-        <w:tc>
-          <w:tcPr>
-            <w:tcW w:w="1985" w:type="dxa"/>
-          </w:tcPr>
-          <w:p>
-            <w:pPr>
-              <w:rPr>
-                <w:rFonts w:ascii="Calibri" w:hAnsi="Calibri" w:cs="Calibri"/>
-                <w:sz w:val="32"/>
-                <w:lang w:val="fr-FR"/>
-              </w:rPr>
-            </w:pPr>
-            <w:r>
-              <w:rPr>
-                <w:rFonts w:ascii="Calibri" w:hAnsi="Calibri" w:cs="Calibri"/>
-                <w:sz w:val="32"/>
-                <w:lang w:val="fr-FR"/>
-              </w:rPr>
-              <w:t>&lt;&lt;Objet&gt;&gt;</w:t>
-            </w:r>
-          </w:p>
-          <w:p>
-            <w:pPr>
-              <w:rPr>
-                <w:rFonts w:ascii="Calibri" w:hAnsi="Calibri" w:cs="Calibri"/>
-                <w:sz w:val="32"/>
-                <w:lang w:val="fr-FR"/>
-              </w:rPr>
-            </w:pPr>
-          </w:p>
-          <w:p>
-            <w:pPr>
-              <w:rPr>
-                <w:rFonts w:ascii="Calibri" w:hAnsi="Calibri" w:cs="Calibri"/>
-                <w:sz w:val="32"/>
-                <w:lang w:val="fr-FR"/>
-              </w:rPr>
-            </w:pPr>
-          </w:p>
-          <w:p>
-            <w:pPr>
-              <w:rPr>
-                <w:rFonts w:ascii="Calibri" w:hAnsi="Calibri" w:cs="Calibri"/>
-                <w:sz w:val="32"/>
-                <w:lang w:val="fr-FR"/>
-              </w:rPr>
-            </w:pPr>
-          </w:p>
-          <w:p>
-            <w:pPr>
-              <w:rPr>
-                <w:rFonts w:ascii="Calibri" w:hAnsi="Calibri" w:cs="Calibri"/>
-                <w:sz w:val="32"/>
-                <w:lang w:val="fr-FR"/>
-              </w:rPr>
-            </w:pPr>
-          </w:p>
-        </w:tc>
-        <w:tc>
-          <w:tcPr>
-            <w:tcW w:w="2389" w:type="dxa"/>
-          </w:tcPr>
-          <w:p>
-            <w:pPr>
-              <w:rPr>
-                <w:rFonts w:ascii="Calibri" w:hAnsi="Calibri" w:cs="Calibri"/>
-                <w:sz w:val="32"/>
-                <w:lang w:val="fr-FR"/>
-              </w:rPr>
-            </w:pPr>
-            <w:r>
-              <w:rPr>
-                <w:rFonts w:ascii="Calibri" w:hAnsi="Calibri" w:cs="Calibri"/>
-                <w:sz w:val="32"/>
-                <w:lang w:val="fr-FR"/>
-              </w:rPr>
-              <w:t>&lt;&lt;</w:t>
-            </w:r>
-            <w:proofErr w:type="spellStart"/>
-            <w:r>
-              <w:rPr>
-                <w:rFonts w:ascii="Calibri" w:hAnsi="Calibri" w:cs="Calibri"/>
-                <w:sz w:val="32"/>
-                <w:lang w:val="fr-FR"/>
-              </w:rPr>
-              <w:t>DateDebut</w:t>
-            </w:r>
-            <w:proofErr w:type="spellEnd"/>
-            <w:r>
-              <w:rPr>
-                <w:rFonts w:ascii="Calibri" w:hAnsi="Calibri" w:cs="Calibri"/>
-                <w:sz w:val="32"/>
-                <w:lang w:val="fr-FR"/>
-              </w:rPr>
-              <w:t>&gt;&gt;</w:t>
-            </w:r>
-          </w:p>
-        </w:tc>
-        <w:tc>
-          <w:tcPr>
-            <w:tcW w:w="1440" w:type="dxa"/>
-          </w:tcPr>
-          <w:p>
-            <w:pPr>
-              <w:rPr>
-                <w:rFonts w:ascii="Calibri" w:hAnsi="Calibri" w:cs="Calibri"/>
-                <w:sz w:val="32"/>
-                <w:lang w:val="fr-FR"/>
-              </w:rPr>
-            </w:pPr>
-            <w:r>
-              <w:rPr>
-                <w:rFonts w:ascii="Calibri" w:hAnsi="Calibri" w:cs="Calibri"/>
-                <w:sz w:val="32"/>
-                <w:lang w:val="fr-FR"/>
-              </w:rPr>
-              <w:t>&lt;&lt;</w:t>
-            </w:r>
-            <w:proofErr w:type="spellStart"/>
-            <w:r>
-              <w:rPr>
-                <w:rFonts w:ascii="Calibri" w:hAnsi="Calibri" w:cs="Calibri"/>
-                <w:sz w:val="32"/>
-                <w:lang w:val="fr-FR"/>
-              </w:rPr>
-              <w:t>MontantEmprunte</w:t>
-            </w:r>
-            <w:proofErr w:type="spellEnd"/>
-            <w:r>
-              <w:rPr>
-                <w:rFonts w:ascii="Calibri" w:hAnsi="Calibri" w:cs="Calibri"/>
-                <w:sz w:val="32"/>
-                <w:lang w:val="fr-FR"/>
-              </w:rPr>
-              <w:t>&gt;&gt;</w:t>
-            </w:r>
-          </w:p>
-        </w:tc>
-        <w:tc>
-          <w:tcPr>
-            <w:tcW w:w="1344" w:type="dxa"/>
-          </w:tcPr>
-          <w:p>
-            <w:pPr>
-              <w:rPr>
-                <w:rFonts w:ascii="Calibri" w:hAnsi="Calibri" w:cs="Calibri"/>
-                <w:sz w:val="32"/>
-                <w:lang w:val="fr-FR"/>
-              </w:rPr>
-            </w:pPr>
-            <w:r>
-              <w:rPr>
-                <w:rFonts w:ascii="Calibri" w:hAnsi="Calibri" w:cs="Calibri"/>
-                <w:sz w:val="32"/>
-                <w:lang w:val="fr-FR"/>
-              </w:rPr>
-              <w:t>&lt;&lt;Encours&gt;&gt;</w:t>
-            </w:r>
-          </w:p>
-        </w:tc>
-        <w:tc>
-          <w:tcPr>
-            <w:tcW w:w="1631" w:type="dxa"/>
-          </w:tcPr>
-          <w:p>
-            <w:pPr>
-              <w:rPr>
-                <w:rFonts w:ascii="Calibri" w:hAnsi="Calibri" w:cs="Calibri"/>
-                <w:sz w:val="32"/>
-                <w:lang w:val="fr-FR"/>
-              </w:rPr>
-            </w:pPr>
-          </w:p>
-        </w:tc>
-        <w:tc>
-          <w:tcPr>
-            <w:tcW w:w="2257" w:type="dxa"/>
-          </w:tcPr>
-          <w:p>
-            <w:pPr>
-              <w:rPr>
-                <w:rFonts w:ascii="Calibri" w:hAnsi="Calibri" w:cs="Calibri"/>
-                <w:sz w:val="32"/>
-                <w:lang w:val="fr-FR"/>
-              </w:rPr>
-            </w:pPr>
-          </w:p>
-        </w:tc>
-      </w:tr>
     </w:tbl>
     <w:p>
       <w:pPr>
@@ -1138,34 +975,13 @@
           <w:highlight w:val="lightGray"/>
           <w:lang w:val="fr-FR"/>
         </w:rPr>
-        <w:lastRenderedPageBreak/>
-        <w:t xml:space="preserve">AUTRES BANQUES et/ou </w:t>
-      </w:r>
-      <w:proofErr w:type="gramStart"/>
-      <w:r>
-        <w:rPr>
-          <w:rFonts w:ascii="Calibri" w:hAnsi="Calibri" w:cs="Calibri"/>
-          <w:b/>
-          <w:highlight w:val="lightGray"/>
-          <w:lang w:val="fr-FR"/>
-        </w:rPr>
-        <w:t>MICRO FINANCES</w:t>
-      </w:r>
-      <w:proofErr w:type="gramEnd"/>
-      <w:r>
-        <w:rPr>
-          <w:rFonts w:ascii="Calibri" w:hAnsi="Calibri" w:cs="Calibri"/>
-          <w:b/>
-          <w:highlight w:val="lightGray"/>
-          <w:lang w:val="fr-FR"/>
-        </w:rPr>
-        <w:t xml:space="preserve"> </w:t>
+        <w:t xml:space="preserve">AUTRES BANQUES et/ou MICRO FINANCES </w:t>
       </w:r>
     </w:p>
     <w:tbl>
       <w:tblPr>
-        <w:tblW w:w="11196" w:type="dxa"/>
-        <w:tblInd w:w="-1060" w:type="dxa"/>
+        <w:tblW w:w="10879" w:type="dxa"/>
+        <w:tblInd w:w="-743" w:type="dxa"/>
         <w:tblBorders>
           <w:top w:val="single" w:sz="4" w:space="0" w:color="auto"/>
           <w:left w:val="single" w:sz="4" w:space="0" w:color="auto"/>
@@ -1178,18 +994,18 @@
         <w:tblLook w:val="0000" w:firstRow="0" w:lastRow="0" w:firstColumn="0" w:lastColumn="0" w:noHBand="0" w:noVBand="0"/>
       </w:tblPr>
       <w:tblGrid>
-        <w:gridCol w:w="1310"/>
-        <w:gridCol w:w="1654"/>
-        <w:gridCol w:w="1416"/>
-        <w:gridCol w:w="1392"/>
-        <w:gridCol w:w="2352"/>
+        <w:gridCol w:w="1418"/>
+        <w:gridCol w:w="1560"/>
+        <w:gridCol w:w="1559"/>
+        <w:gridCol w:w="1701"/>
+        <w:gridCol w:w="1569"/>
         <w:gridCol w:w="1536"/>
         <w:gridCol w:w="1536"/>
       </w:tblGrid>
       <w:tr>
         <w:tc>
           <w:tcPr>
-            <w:tcW w:w="1310" w:type="dxa"/>
+            <w:tcW w:w="1418" w:type="dxa"/>
           </w:tcPr>
           <w:p>
             <w:pPr>
@@ -1211,7 +1027,7 @@
         </w:tc>
         <w:tc>
           <w:tcPr>
-            <w:tcW w:w="1654" w:type="dxa"/>
+            <w:tcW w:w="1560" w:type="dxa"/>
           </w:tcPr>
           <w:p>
             <w:pPr>
@@ -1233,7 +1049,7 @@
         </w:tc>
         <w:tc>
           <w:tcPr>
-            <w:tcW w:w="1416" w:type="dxa"/>
+            <w:tcW w:w="1559" w:type="dxa"/>
           </w:tcPr>
           <w:p>
             <w:pPr>
@@ -1255,7 +1071,7 @@
         </w:tc>
         <w:tc>
           <w:tcPr>
-            <w:tcW w:w="1392" w:type="dxa"/>
+            <w:tcW w:w="1701" w:type="dxa"/>
           </w:tcPr>
           <w:p>
             <w:pPr>
@@ -1277,7 +1093,7 @@
         </w:tc>
         <w:tc>
           <w:tcPr>
-            <w:tcW w:w="2352" w:type="dxa"/>
+            <w:tcW w:w="1569" w:type="dxa"/>
           </w:tcPr>
           <w:p>
             <w:pPr>
@@ -1342,142 +1158,6 @@
           </w:p>
         </w:tc>
       </w:tr>
-      <w:tr>
-        <w:tc>
-          <w:tcPr>
-            <w:tcW w:w="1310" w:type="dxa"/>
-          </w:tcPr>
-          <w:p>
-            <w:pPr>
-              <w:rPr>
-                <w:rFonts w:ascii="Calibri" w:hAnsi="Calibri" w:cs="Calibri"/>
-                <w:sz w:val="32"/>
-                <w:lang w:val="fr-FR"/>
-              </w:rPr>
-            </w:pPr>
-          </w:p>
-          <w:p>
-            <w:pPr>
-              <w:rPr>
-                <w:rFonts w:ascii="Calibri" w:hAnsi="Calibri" w:cs="Calibri"/>
-                <w:sz w:val="32"/>
-                <w:lang w:val="fr-FR"/>
-              </w:rPr>
-            </w:pPr>
-          </w:p>
-          <w:p>
-            <w:pPr>
-              <w:rPr>
-                <w:rFonts w:ascii="Calibri" w:hAnsi="Calibri" w:cs="Calibri"/>
-                <w:sz w:val="32"/>
-                <w:lang w:val="fr-FR"/>
-              </w:rPr>
-            </w:pPr>
-          </w:p>
-          <w:p>
-            <w:pPr>
-              <w:rPr>
-                <w:rFonts w:ascii="Calibri" w:hAnsi="Calibri" w:cs="Calibri"/>
-                <w:sz w:val="32"/>
-                <w:lang w:val="fr-FR"/>
-              </w:rPr>
-            </w:pPr>
-          </w:p>
-          <w:p>
-            <w:pPr>
-              <w:rPr>
-                <w:rFonts w:ascii="Calibri" w:hAnsi="Calibri" w:cs="Calibri"/>
-                <w:sz w:val="32"/>
-                <w:lang w:val="fr-FR"/>
-              </w:rPr>
-            </w:pPr>
-          </w:p>
-        </w:tc>
-        <w:tc>
-          <w:tcPr>
-            <w:tcW w:w="1654" w:type="dxa"/>
-          </w:tcPr>
-          <w:p>
-            <w:pPr>
-              <w:rPr>
-                <w:rFonts w:ascii="Calibri" w:hAnsi="Calibri" w:cs="Calibri"/>
-                <w:sz w:val="32"/>
-                <w:lang w:val="fr-FR"/>
-              </w:rPr>
-            </w:pPr>
-          </w:p>
-        </w:tc>
-        <w:tc>
-          <w:tcPr>
-            <w:tcW w:w="1416" w:type="dxa"/>
-          </w:tcPr>
-          <w:p>
-            <w:pPr>
-              <w:rPr>
-                <w:rFonts w:ascii="Calibri" w:hAnsi="Calibri" w:cs="Calibri"/>
-                <w:sz w:val="32"/>
-                <w:lang w:val="fr-FR"/>
-              </w:rPr>
-            </w:pPr>
-          </w:p>
-        </w:tc>
-        <w:tc>
-          <w:tcPr>
-            <w:tcW w:w="1392" w:type="dxa"/>
-          </w:tcPr>
-          <w:p>
-            <w:pPr>
-              <w:rPr>
-                <w:rFonts w:ascii="Calibri" w:hAnsi="Calibri" w:cs="Calibri"/>
-                <w:sz w:val="32"/>
-                <w:lang w:val="fr-FR"/>
-              </w:rPr>
-            </w:pPr>
-          </w:p>
-        </w:tc>
-        <w:tc>
-          <w:tcPr>
-            <w:tcW w:w="2352" w:type="dxa"/>
-          </w:tcPr>
-          <w:p>
-            <w:pPr>
-              <w:rPr>
-                <w:rFonts w:ascii="Calibri" w:hAnsi="Calibri" w:cs="Calibri"/>
-                <w:sz w:val="32"/>
-                <w:lang w:val="fr-FR"/>
-              </w:rPr>
-            </w:pPr>
-          </w:p>
-        </w:tc>
-        <w:tc>
-          <w:tcPr>
-            <w:tcW w:w="1536" w:type="dxa"/>
-          </w:tcPr>
-          <w:p>
-            <w:pPr>
-              <w:rPr>
-                <w:rFonts w:ascii="Calibri" w:hAnsi="Calibri" w:cs="Calibri"/>
-                <w:sz w:val="32"/>
-                <w:lang w:val="fr-FR"/>
-              </w:rPr>
-            </w:pPr>
-          </w:p>
-        </w:tc>
-        <w:tc>
-          <w:tcPr>
-            <w:tcW w:w="1536" w:type="dxa"/>
-          </w:tcPr>
-          <w:p>
-            <w:pPr>
-              <w:rPr>
-                <w:rFonts w:ascii="Calibri" w:hAnsi="Calibri" w:cs="Calibri"/>
-                <w:sz w:val="32"/>
-                <w:lang w:val="fr-FR"/>
-              </w:rPr>
-            </w:pPr>
-          </w:p>
-        </w:tc>
-      </w:tr>
     </w:tbl>
     <w:p>
       <w:pPr>
@@ -1513,7 +1193,34 @@
           <w:rFonts w:ascii="Calibri" w:hAnsi="Calibri" w:cs="Calibri"/>
           <w:lang w:val="fr-FR"/>
         </w:rPr>
-        <w:t>Total crédit(s) en cours : ………………………………………</w:t>
+        <w:t xml:space="preserve">Total crédit(s) en cours : </w:t>
+      </w:r>
+      <w:r>
+        <w:rPr>
+          <w:rFonts w:ascii="Calibri" w:hAnsi="Calibri" w:cs="Calibri"/>
+          <w:b/>
+          <w:bCs/>
+          <w:lang w:val="fr-FR"/>
+        </w:rPr>
+        <w:t>&lt;&lt;T</w:t>
+      </w:r>
+      <w:r>
+        <w:rPr>
+          <w:rFonts w:ascii="Calibri" w:hAnsi="Calibri" w:cs="Calibri"/>
+          <w:b/>
+          <w:bCs/>
+          <w:lang w:val="fr-FR"/>
+        </w:rPr>
+        <w:t>otalEnCours</w:t>
+      </w:r>
+      <w:r>
+        <w:rPr>
+          <w:rFonts w:ascii="Calibri" w:hAnsi="Calibri" w:cs="Calibri"/>
+          <w:b/>
+          <w:bCs/>
+          <w:lang w:val="fr-FR"/>
+        </w:rPr>
+        <w:t>&gt;&gt;</w:t>
       </w:r>
     </w:p>
     <w:p>
@@ -1530,31 +1237,49 @@
         <w:ind w:left="360"/>
         <w:rPr>
           <w:rFonts w:ascii="Calibri" w:hAnsi="Calibri" w:cs="Calibri"/>
-          <w:lang w:val="fr-FR"/>
-        </w:rPr>
-      </w:pPr>
-      <w:r>
-        <w:rPr>
-          <w:rFonts w:ascii="Calibri" w:hAnsi="Calibri" w:cs="Calibri"/>
-          <w:lang w:val="fr-FR"/>
-        </w:rPr>
-        <w:t>Total remboursement(s) mensuel (s)</w:t>
-      </w:r>
-      <w:proofErr w:type="gramStart"/>
-      <w:r>
-        <w:rPr>
-          <w:rFonts w:ascii="Calibri" w:hAnsi="Calibri" w:cs="Calibri"/>
-          <w:lang w:val="fr-FR"/>
-        </w:rPr>
-        <w:t> :…</w:t>
-      </w:r>
-      <w:proofErr w:type="gramEnd"/>
-      <w:r>
-        <w:rPr>
-          <w:rFonts w:ascii="Calibri" w:hAnsi="Calibri" w:cs="Calibri"/>
-          <w:lang w:val="fr-FR"/>
-        </w:rPr>
-        <w:t>…………….…………………………. ..</w:t>
+          <w:lang w:val="en-US"/>
+        </w:rPr>
+      </w:pPr>
+      <w:r>
+        <w:rPr>
+          <w:rFonts w:ascii="Calibri" w:hAnsi="Calibri" w:cs="Calibri"/>
+          <w:lang w:val="en-US"/>
+        </w:rPr>
+        <w:t>Total remboursement(s) mensuel (s) :</w:t>
+      </w:r>
+      <w:r>
+        <w:rPr>
+          <w:rFonts w:ascii="Calibri" w:hAnsi="Calibri" w:cs="Calibri"/>
+          <w:lang w:val="en-US"/>
+        </w:rPr>
+        <w:t xml:space="preserve"> </w:t>
+      </w:r>
+      <w:r>
+        <w:rPr>
+          <w:rFonts w:ascii="Calibri" w:hAnsi="Calibri" w:cs="Calibri"/>
+          <w:b/>
+          <w:bCs/>
+          <w:lang w:val="en-US"/>
+        </w:rPr>
+        <w:t>&lt;&lt;T</w:t>
+      </w:r>
+      <w:r>
+        <w:rPr>
+          <w:rFonts w:ascii="Calibri" w:hAnsi="Calibri" w:cs="Calibri"/>
+          <w:b/>
+          <w:bCs/>
+          <w:lang w:val="en-US"/>
+        </w:rPr>
+        <w:t>otalMensualites</w:t>
+      </w:r>
+      <w:r>
+        <w:rPr>
+          <w:rFonts w:ascii="Calibri" w:hAnsi="Calibri" w:cs="Calibri"/>
+          <w:b/>
+          <w:bCs/>
+          <w:lang w:val="en-US"/>
+        </w:rPr>
+        <w:t>&gt;&gt;</w:t>
       </w:r>
     </w:p>
     <w:p>
@@ -1562,7 +1287,7 @@
         <w:ind w:left="360"/>
         <w:rPr>
           <w:rFonts w:ascii="Calibri" w:hAnsi="Calibri" w:cs="Calibri"/>
-          <w:lang w:val="fr-FR"/>
+          <w:lang w:val="en-US"/>
         </w:rPr>
       </w:pPr>
     </w:p>
@@ -1571,7 +1296,7 @@
         <w:ind w:left="360"/>
         <w:rPr>
           <w:rFonts w:ascii="Calibri" w:hAnsi="Calibri" w:cs="Calibri"/>
-          <w:lang w:val="fr-FR"/>
+          <w:lang w:val="en-US"/>
         </w:rPr>
       </w:pPr>
     </w:p>
@@ -1651,7 +1376,6 @@
         </w:rPr>
         <w:t>&lt;&lt;</w:t>
       </w:r>
-      <w:proofErr w:type="spellStart"/>
       <w:r>
         <w:rPr>
           <w:rFonts w:ascii="Calibri" w:hAnsi="Calibri" w:cs="Calibri"/>
@@ -1661,7 +1385,6 @@
         </w:rPr>
         <w:t>TypeDePret</w:t>
       </w:r>
-      <w:proofErr w:type="spellEnd"/>
       <w:r>
         <w:rPr>
           <w:rFonts w:ascii="Calibri" w:hAnsi="Calibri" w:cs="Calibri"/>
@@ -1773,27 +1496,7 @@
           <w:bCs/>
           <w:lang w:val="fr-FR"/>
         </w:rPr>
-        <w:t>&lt;&lt;</w:t>
-      </w:r>
-      <w:proofErr w:type="spellStart"/>
-      <w:r>
-        <w:rPr>
-          <w:rFonts w:ascii="Calibri" w:hAnsi="Calibri" w:cs="Calibri"/>
-          <w:b/>
-          <w:bCs/>
-          <w:lang w:val="fr-FR"/>
-        </w:rPr>
-        <w:t>Months</w:t>
-      </w:r>
-      <w:proofErr w:type="spellEnd"/>
-      <w:r>
-        <w:rPr>
-          <w:rFonts w:ascii="Calibri" w:hAnsi="Calibri" w:cs="Calibri"/>
-          <w:b/>
-          <w:bCs/>
-          <w:lang w:val="fr-FR"/>
-        </w:rPr>
-        <w:t>&gt;</w:t>
+        <w:t>&lt;&lt;Months&gt;</w:t>
       </w:r>
       <w:r>
         <w:rPr>
@@ -2040,31 +1743,26 @@
         <w:jc w:val="center"/>
         <w:rPr>
           <w:rFonts w:ascii="Calibri" w:hAnsi="Calibri" w:cs="Calibri"/>
-          <w:lang w:val="fr-FR"/>
-        </w:rPr>
-      </w:pPr>
-      <w:r>
-        <w:rPr>
-          <w:rFonts w:ascii="Calibri" w:hAnsi="Calibri" w:cs="Calibri"/>
-          <w:lang w:val="fr-FR"/>
-        </w:rPr>
-        <w:t xml:space="preserve">                                                                                                       LOME, le ……</w:t>
-      </w:r>
-      <w:proofErr w:type="gramStart"/>
-      <w:r>
-        <w:rPr>
-          <w:rFonts w:ascii="Calibri" w:hAnsi="Calibri" w:cs="Calibri"/>
-          <w:lang w:val="fr-FR"/>
-        </w:rPr>
-        <w:t>…….</w:t>
-      </w:r>
-      <w:proofErr w:type="gramEnd"/>
-      <w:r>
-        <w:rPr>
-          <w:rFonts w:ascii="Calibri" w:hAnsi="Calibri" w:cs="Calibri"/>
-          <w:lang w:val="fr-FR"/>
-        </w:rPr>
-        <w:t>…..</w:t>
+          <w:b/>
+          <w:bCs/>
+          <w:lang w:val="fr-FR"/>
+        </w:rPr>
+      </w:pPr>
+      <w:r>
+        <w:rPr>
+          <w:rFonts w:ascii="Calibri" w:hAnsi="Calibri" w:cs="Calibri"/>
+          <w:lang w:val="fr-FR"/>
+        </w:rPr>
+        <w:t xml:space="preserve">                                                                                                       LOME, le </w:t>
+      </w:r>
+      <w:r>
+        <w:rPr>
+          <w:rFonts w:ascii="Calibri" w:hAnsi="Calibri" w:cs="Calibri"/>
+          <w:b/>
+          <w:bCs/>
+          <w:lang w:val="fr-FR"/>
+        </w:rPr>
+        <w:t>&lt;&lt;Date&gt;&gt;</w:t>
       </w:r>
     </w:p>
     <w:p>
@@ -2935,6 +2633,7 @@
   <w:style w:type="character" w:default="1" w:styleId="Policepardfaut">
     <w:name w:val="Default Paragraph Font"/>
     <w:uiPriority w:val="1"/>
+    <w:semiHidden/>
     <w:unhideWhenUsed/>
   </w:style>
   <w:style w:type="table" w:default="1" w:styleId="TableauNormal">
